--- a/docs/publications/aan-training-program/AAN_Book_01_Module.docx
+++ b/docs/publications/aan-training-program/AAN_Book_01_Module.docx
@@ -47,7 +47,7 @@
         <w:rPr>
           <w:sz w:val="22"/>
         </w:rPr>
-        <w:t xml:space="preserve"> Book_01 SSA Landing Zone IPAM FedRAMP &lt;https://github.com/WhalerMike/uiao/blob/main/inbox/Application%20Aware%20Networking/Book_01_Federal_Application_Aware_Networking_SSA_Landing_Zone_IPAM_FedRAMP.qmd&gt; · </w:t>
+        <w:t xml:space="preserve"> Book_01 SSA Landing Zone IPAM FedRAMP &lt;https://github.com/WhalerMike/uiao/blob/main/inbox/Application%20Aware%20Networking/Book_01_FedAAN_SSA_Landing_Zone_IPAM_FedRAMP.qmd&gt; · </w:t>
       </w:r>
       <w:r>
         <w:rPr>
@@ -537,7 +537,7 @@
         <w:rPr>
           <w:sz w:val="22"/>
         </w:rPr>
-        <w:t xml:space="preserve"> Book 02 — Network Modernization</w:t>
+        <w:t xml:space="preserve"> Book 02 — Network Access Control: 802.1X</w:t>
       </w:r>
     </w:p>
     <w:sectPr>
